--- a/Bird_Species_Observation_Analysis_Report.docx
+++ b/Bird_Species_Observation_Analysis_Report.docx
@@ -77,12 +77,6 @@
         <w:gridCol w:w="6700"/>
       </w:tblGrid>
       <w:tr>
-        <w:tblPrEx>
-          <w:tblCellMar>
-            <w:top w:w="0" w:type="dxa"/>
-            <w:bottom w:w="0" w:type="dxa"/>
-          </w:tblCellMar>
-        </w:tblPrEx>
         <w:tc>
           <w:tcPr>
             <w:tcW w:w="2800" w:type="dxa"/>
@@ -133,12 +127,6 @@
         </w:tc>
       </w:tr>
       <w:tr>
-        <w:tblPrEx>
-          <w:tblCellMar>
-            <w:top w:w="0" w:type="dxa"/>
-            <w:bottom w:w="0" w:type="dxa"/>
-          </w:tblCellMar>
-        </w:tblPrEx>
         <w:tc>
           <w:tcPr>
             <w:tcW w:w="2800" w:type="dxa"/>
@@ -183,12 +171,6 @@
         </w:tc>
       </w:tr>
       <w:tr>
-        <w:tblPrEx>
-          <w:tblCellMar>
-            <w:top w:w="0" w:type="dxa"/>
-            <w:bottom w:w="0" w:type="dxa"/>
-          </w:tblCellMar>
-        </w:tblPrEx>
         <w:tc>
           <w:tcPr>
             <w:tcW w:w="2800" w:type="dxa"/>
@@ -233,12 +215,6 @@
         </w:tc>
       </w:tr>
       <w:tr>
-        <w:tblPrEx>
-          <w:tblCellMar>
-            <w:top w:w="0" w:type="dxa"/>
-            <w:bottom w:w="0" w:type="dxa"/>
-          </w:tblCellMar>
-        </w:tblPrEx>
         <w:tc>
           <w:tcPr>
             <w:tcW w:w="2800" w:type="dxa"/>
@@ -283,12 +259,6 @@
         </w:tc>
       </w:tr>
       <w:tr>
-        <w:tblPrEx>
-          <w:tblCellMar>
-            <w:top w:w="0" w:type="dxa"/>
-            <w:bottom w:w="0" w:type="dxa"/>
-          </w:tblCellMar>
-        </w:tblPrEx>
         <w:tc>
           <w:tcPr>
             <w:tcW w:w="2800" w:type="dxa"/>
@@ -333,12 +303,6 @@
         </w:tc>
       </w:tr>
       <w:tr>
-        <w:tblPrEx>
-          <w:tblCellMar>
-            <w:top w:w="0" w:type="dxa"/>
-            <w:bottom w:w="0" w:type="dxa"/>
-          </w:tblCellMar>
-        </w:tblPrEx>
         <w:tc>
           <w:tcPr>
             <w:tcW w:w="2800" w:type="dxa"/>
@@ -382,12 +346,6 @@
         </w:tc>
       </w:tr>
       <w:tr>
-        <w:tblPrEx>
-          <w:tblCellMar>
-            <w:top w:w="0" w:type="dxa"/>
-            <w:bottom w:w="0" w:type="dxa"/>
-          </w:tblCellMar>
-        </w:tblPrEx>
         <w:tc>
           <w:tcPr>
             <w:tcW w:w="2800" w:type="dxa"/>
@@ -792,12 +750,6 @@
         <w:gridCol w:w="5300"/>
       </w:tblGrid>
       <w:tr>
-        <w:tblPrEx>
-          <w:tblCellMar>
-            <w:top w:w="0" w:type="dxa"/>
-            <w:bottom w:w="0" w:type="dxa"/>
-          </w:tblCellMar>
-        </w:tblPrEx>
         <w:tc>
           <w:tcPr>
             <w:tcW w:w="4200" w:type="dxa"/>
@@ -848,12 +800,6 @@
         </w:tc>
       </w:tr>
       <w:tr>
-        <w:tblPrEx>
-          <w:tblCellMar>
-            <w:top w:w="0" w:type="dxa"/>
-            <w:bottom w:w="0" w:type="dxa"/>
-          </w:tblCellMar>
-        </w:tblPrEx>
         <w:tc>
           <w:tcPr>
             <w:tcW w:w="4200" w:type="dxa"/>
@@ -898,12 +844,6 @@
         </w:tc>
       </w:tr>
       <w:tr>
-        <w:tblPrEx>
-          <w:tblCellMar>
-            <w:top w:w="0" w:type="dxa"/>
-            <w:bottom w:w="0" w:type="dxa"/>
-          </w:tblCellMar>
-        </w:tblPrEx>
         <w:tc>
           <w:tcPr>
             <w:tcW w:w="4200" w:type="dxa"/>
@@ -948,12 +888,6 @@
         </w:tc>
       </w:tr>
       <w:tr>
-        <w:tblPrEx>
-          <w:tblCellMar>
-            <w:top w:w="0" w:type="dxa"/>
-            <w:bottom w:w="0" w:type="dxa"/>
-          </w:tblCellMar>
-        </w:tblPrEx>
         <w:tc>
           <w:tcPr>
             <w:tcW w:w="4200" w:type="dxa"/>
@@ -998,12 +932,6 @@
         </w:tc>
       </w:tr>
       <w:tr>
-        <w:tblPrEx>
-          <w:tblCellMar>
-            <w:top w:w="0" w:type="dxa"/>
-            <w:bottom w:w="0" w:type="dxa"/>
-          </w:tblCellMar>
-        </w:tblPrEx>
         <w:tc>
           <w:tcPr>
             <w:tcW w:w="4200" w:type="dxa"/>
@@ -1048,12 +976,6 @@
         </w:tc>
       </w:tr>
       <w:tr>
-        <w:tblPrEx>
-          <w:tblCellMar>
-            <w:top w:w="0" w:type="dxa"/>
-            <w:bottom w:w="0" w:type="dxa"/>
-          </w:tblCellMar>
-        </w:tblPrEx>
         <w:tc>
           <w:tcPr>
             <w:tcW w:w="4200" w:type="dxa"/>
@@ -1098,12 +1020,6 @@
         </w:tc>
       </w:tr>
       <w:tr>
-        <w:tblPrEx>
-          <w:tblCellMar>
-            <w:top w:w="0" w:type="dxa"/>
-            <w:bottom w:w="0" w:type="dxa"/>
-          </w:tblCellMar>
-        </w:tblPrEx>
         <w:tc>
           <w:tcPr>
             <w:tcW w:w="4200" w:type="dxa"/>
@@ -1148,12 +1064,6 @@
         </w:tc>
       </w:tr>
       <w:tr>
-        <w:tblPrEx>
-          <w:tblCellMar>
-            <w:top w:w="0" w:type="dxa"/>
-            <w:bottom w:w="0" w:type="dxa"/>
-          </w:tblCellMar>
-        </w:tblPrEx>
         <w:tc>
           <w:tcPr>
             <w:tcW w:w="4200" w:type="dxa"/>
@@ -1440,6 +1350,27 @@
     </w:p>
     <w:p>
       <w:pPr>
+        <w:pStyle w:val="ListParagraph"/>
+        <w:numPr>
+          <w:ilvl w:val="0"/>
+          <w:numId w:val="1"/>
+        </w:numPr>
+        <w:rPr>
+          <w:sz w:val="24"/>
+          <w:szCs w:val="24"/>
+        </w:rPr>
+      </w:pPr>
+      <w:r>
+        <w:rPr>
+          <w:sz w:val="24"/>
+          <w:szCs w:val="24"/>
+        </w:rPr>
+        <w:lastRenderedPageBreak/>
+        <w:t>Identified Sub_Unit_Code as 95.3% missing (14,650 of 15,372 rows) and therefore excluded it from meaningful analysis; by contrast AcceptedTSN was only trivially missing (28 rows) and was retained as usable</w:t>
+      </w:r>
+    </w:p>
+    <w:p>
+      <w:pPr>
         <w:spacing w:after="60"/>
         <w:rPr>
           <w:sz w:val="24"/>
@@ -1453,7 +1384,6 @@
         <w:spacing w:before="300" w:after="150"/>
       </w:pPr>
       <w:r>
-        <w:lastRenderedPageBreak/>
         <w:t>4. Exploratory Data Analysis</w:t>
       </w:r>
     </w:p>
@@ -1617,24 +1547,6 @@
         <w:pStyle w:val="Heading2"/>
         <w:spacing w:before="200" w:after="100"/>
       </w:pPr>
-    </w:p>
-    <w:p>
-      <w:pPr>
-        <w:pStyle w:val="Heading2"/>
-        <w:spacing w:before="200" w:after="100"/>
-      </w:pPr>
-    </w:p>
-    <w:p>
-      <w:pPr>
-        <w:pStyle w:val="Heading2"/>
-        <w:spacing w:before="200" w:after="100"/>
-      </w:pPr>
-    </w:p>
-    <w:p>
-      <w:pPr>
-        <w:pStyle w:val="Heading2"/>
-        <w:spacing w:before="200" w:after="100"/>
-      </w:pPr>
       <w:r>
         <w:lastRenderedPageBreak/>
         <w:t>4.2 Spatial Analysis</w:t>
@@ -2140,6 +2052,71 @@
     </w:p>
     <w:p>
       <w:pPr>
+        <w:pStyle w:val="Heading2"/>
+        <w:spacing w:before="200" w:after="100"/>
+      </w:pPr>
+      <w:r>
+        <w:t>4.8 Statistical Testing</w:t>
+      </w:r>
+    </w:p>
+    <w:p>
+      <w:pPr>
+        <w:spacing w:after="120"/>
+        <w:rPr>
+          <w:sz w:val="24"/>
+          <w:szCs w:val="24"/>
+        </w:rPr>
+      </w:pPr>
+      <w:r>
+        <w:rPr>
+          <w:sz w:val="24"/>
+          <w:szCs w:val="24"/>
+        </w:rPr>
+        <w:t>Beyond descriptive statistics (means, counts, distributions used throughout Section 4), two inferential tests were run to check whether habitat-level differences are statistically meaningful rather than incidental:</w:t>
+      </w:r>
+    </w:p>
+    <w:p>
+      <w:pPr>
+        <w:pStyle w:val="ListParagraph"/>
+        <w:numPr>
+          <w:ilvl w:val="0"/>
+          <w:numId w:val="1"/>
+        </w:numPr>
+        <w:rPr>
+          <w:sz w:val="24"/>
+          <w:szCs w:val="24"/>
+        </w:rPr>
+      </w:pPr>
+      <w:r>
+        <w:rPr>
+          <w:sz w:val="24"/>
+          <w:szCs w:val="24"/>
+        </w:rPr>
+        <w:t>Independent t-test — Temperature by Habitat: Forest observations averaged 21.87°C versus 23.27°C in Grassland (t = -20.32, p &lt; 0.0001). The difference is statistically significant, consistent with forests providing more shade/cover than open grassland.</w:t>
+      </w:r>
+    </w:p>
+    <w:p>
+      <w:pPr>
+        <w:pStyle w:val="ListParagraph"/>
+        <w:numPr>
+          <w:ilvl w:val="0"/>
+          <w:numId w:val="1"/>
+        </w:numPr>
+        <w:rPr>
+          <w:sz w:val="24"/>
+          <w:szCs w:val="24"/>
+        </w:rPr>
+      </w:pPr>
+      <w:r>
+        <w:rPr>
+          <w:sz w:val="24"/>
+          <w:szCs w:val="24"/>
+        </w:rPr>
+        <w:t>Chi-square test — Habitat vs. PIF Watchlist status: a significant association was found (χ² = 178.18, dof = 1, p &lt; 0.0001) — Forest observations include proportionally more Watchlist species (338 of 8,546) than Grassland (40 of 6,826), reinforcing Forest plots as a higher conservation priority.</w:t>
+      </w:r>
+    </w:p>
+    <w:p>
+      <w:pPr>
         <w:pStyle w:val="Heading1"/>
         <w:spacing w:before="300" w:after="150"/>
       </w:pPr>
@@ -2169,6 +2146,7 @@
         <w:spacing w:before="300" w:after="150"/>
       </w:pPr>
       <w:r>
+        <w:lastRenderedPageBreak/>
         <w:t>6. Streamlit Dashboard — 3 Pages</w:t>
       </w:r>
     </w:p>
@@ -2195,12 +2173,6 @@
         <w:gridCol w:w="5800"/>
       </w:tblGrid>
       <w:tr>
-        <w:tblPrEx>
-          <w:tblCellMar>
-            <w:top w:w="0" w:type="dxa"/>
-            <w:bottom w:w="0" w:type="dxa"/>
-          </w:tblCellMar>
-        </w:tblPrEx>
         <w:tc>
           <w:tcPr>
             <w:tcW w:w="700" w:type="dxa"/>
@@ -2275,12 +2247,6 @@
         </w:tc>
       </w:tr>
       <w:tr>
-        <w:tblPrEx>
-          <w:tblCellMar>
-            <w:top w:w="0" w:type="dxa"/>
-            <w:bottom w:w="0" w:type="dxa"/>
-          </w:tblCellMar>
-        </w:tblPrEx>
         <w:tc>
           <w:tcPr>
             <w:tcW w:w="700" w:type="dxa"/>
@@ -2346,12 +2312,6 @@
         </w:tc>
       </w:tr>
       <w:tr>
-        <w:tblPrEx>
-          <w:tblCellMar>
-            <w:top w:w="0" w:type="dxa"/>
-            <w:bottom w:w="0" w:type="dxa"/>
-          </w:tblCellMar>
-        </w:tblPrEx>
         <w:tc>
           <w:tcPr>
             <w:tcW w:w="700" w:type="dxa"/>
@@ -2417,12 +2377,6 @@
         </w:tc>
       </w:tr>
       <w:tr>
-        <w:tblPrEx>
-          <w:tblCellMar>
-            <w:top w:w="0" w:type="dxa"/>
-            <w:bottom w:w="0" w:type="dxa"/>
-          </w:tblCellMar>
-        </w:tblPrEx>
         <w:tc>
           <w:tcPr>
             <w:tcW w:w="700" w:type="dxa"/>
@@ -2490,11 +2444,26 @@
     </w:tbl>
     <w:p>
       <w:pPr>
+        <w:spacing w:before="120" w:after="120"/>
+        <w:rPr>
+          <w:sz w:val="24"/>
+          <w:szCs w:val="24"/>
+        </w:rPr>
+      </w:pPr>
+      <w:r>
+        <w:rPr>
+          <w:sz w:val="24"/>
+          <w:szCs w:val="24"/>
+        </w:rPr>
+        <w:t>Two chart types are interactive-only and therefore live in the dashboard rather than as static figures in this report: a dynamic Temperature-vs-Humidity scatter plot (colored by habitat) on the Environmental tab, and a Month-vs-Start-Hour temporal heatmap on the Temporal tab. A year-wise heatmap was not included since the dataset covers only a single year (2018); month-level granularity was used instead.</w:t>
+      </w:r>
+    </w:p>
+    <w:p>
+      <w:pPr>
         <w:pStyle w:val="Heading1"/>
         <w:spacing w:before="300" w:after="150"/>
       </w:pPr>
       <w:r>
-        <w:lastRenderedPageBreak/>
         <w:t>7. Deployment</w:t>
       </w:r>
     </w:p>
@@ -2685,7 +2654,14 @@
         <w:pStyle w:val="Heading2"/>
         <w:spacing w:before="200" w:after="100"/>
       </w:pPr>
-      <w:r>
+    </w:p>
+    <w:p>
+      <w:pPr>
+        <w:pStyle w:val="Heading2"/>
+        <w:spacing w:before="200" w:after="100"/>
+      </w:pPr>
+      <w:r>
+        <w:lastRenderedPageBreak/>
         <w:t>Recommendations</w:t>
       </w:r>
     </w:p>
@@ -2800,7 +2776,6 @@
         <w:spacing w:before="300" w:after="150"/>
       </w:pPr>
       <w:r>
-        <w:lastRenderedPageBreak/>
         <w:t>9. Acknowledgement</w:t>
       </w:r>
     </w:p>

--- a/Bird_Species_Observation_Analysis_Report.docx
+++ b/Bird_Species_Observation_Analysis_Report.docx
@@ -2436,7 +2436,15 @@
                 <w:sz w:val="24"/>
                 <w:szCs w:val="24"/>
               </w:rPr>
-              <w:t>Other insights, business insights, limitations, and actionable recommendations</w:t>
+              <w:t>Other insights, business insights, limitations, and actionable recommendations — presented as short, color-coded cards rather than long text blocks</w:t>
+            </w:r>
+            <w:r>
+              <w:rPr>
+                <w:color w:val="000000"/>
+                <w:sz w:val="24"/>
+                <w:szCs w:val="24"/>
+              </w:rPr>
+              <w:t>.</w:t>
             </w:r>
           </w:p>
         </w:tc>
@@ -2661,7 +2669,6 @@
         <w:spacing w:before="200" w:after="100"/>
       </w:pPr>
       <w:r>
-        <w:lastRenderedPageBreak/>
         <w:t>Recommendations</w:t>
       </w:r>
     </w:p>
